--- a/13.06/Relife_Анализ_рынка_для_отчёта.docx
+++ b/13.06/Relife_Анализ_рынка_для_отчёта.docx
@@ -1183,16 +1183,7 @@
           <w:szCs w:val="28"/>
           <w:lang w:val="ru-RU"/>
         </w:rPr>
-        <w:t>Женщин 25–44 лет в СПб — 870 922 человека (Петростат, на 01.01.2024; по пятилетним группам: 25–29 — 144,2 тыс., 30–34 — 200,0 тыс., 35–39 — 274,0 тыс., 40–44 — 252,7 тыс.) [16]. Под платёжеспособностью здесь понимается не базовый прожиточный минимум, а наличие у аудитории свободного (располагаемого) дохода, достаточного для оплаты услуги перешива стоимостью 7–7,5 тыс. руб. Возрастной диапазон 25–44 года выбран как экономически активное ядро целевой аудитории: женщины с самостоятельным доходом, для которых характерны сентиментальная привязанность к вещам и запрос на индивидуальность (совпадает с сегментами «Эмоционалы» и «Айдентики»).</w:t>
-      </w:r>
-      <w:r>
-        <w:rPr>
-          <w:sz w:val="28"/>
-          <w:szCs w:val="28"/>
-          <w:highlight w:val="yellow"/>
-          <w:lang w:val="ru-RU"/>
-        </w:rPr>
-        <w:t xml:space="preserve"> [НА СОГЛАСОВАНИЕ КОМАНДЫ: подтвердить возрастной диапазон 25–44 — оставляем или сужаем под основной сегмент?]</w:t>
+        <w:t>Женщин 25–44 лет в СПб — 870 922 человека (Петростат, на 01.01.2024; по пятилетним группам: 25–29 — 144,2 тыс., 30–34 — 200,0 тыс., 35–39 — 274,0 тыс., 40–44 — 252,7 тыс.) [16]. Под платёжеспособностью здесь понимается не базовый прожиточный минимум, а наличие у аудитории свободного (располагаемого) дохода, достаточного для оплаты услуги перешива стоимостью 7,5 тыс. руб. Возрастной диапазон 25–44 года выбран как экономически активное ядро целевой аудитории: женщины с самостоятельным доходом, для которых характерны сентиментальная привязанность к вещам и запрос на индивидуальность (совпадает с сегментами «Эмоционалы» и «Айдентики»).</w:t>
       </w:r>
     </w:p>
     <w:p>
@@ -1211,16 +1202,7 @@
           <w:szCs w:val="28"/>
           <w:lang w:val="ru-RU"/>
         </w:rPr>
-        <w:t>Среднедушевые денежные доходы в СПб выросли с 72 037 руб./мес в 2023 году до 87 888 руб. (2024) и 104 432 руб. (2025) [17]; средняя зарплата в 2025 году — 121 475 руб. [18]. Доход петербуржцев заметно выше среднероссийского, что поддерживает позиционирование Relife со средним чеком 7 000–7 500 руб. — выше базового ремонта, но доступнее индивидуального пошива и премиального перешива.</w:t>
-      </w:r>
-      <w:r>
-        <w:rPr>
-          <w:sz w:val="28"/>
-          <w:szCs w:val="28"/>
-          <w:highlight w:val="yellow"/>
-          <w:lang w:val="ru-RU"/>
-        </w:rPr>
-        <w:t xml:space="preserve"> [НА СОГЛАСОВАНИЕ: зафиксировать единый средний чек. В расчётах рынка, TAM/SAM/SOM и KPI используется 7 500 руб.; в дорожной карте ранее встречались 6 000–7 000 руб.]</w:t>
+        <w:t>Среднедушевые денежные доходы в СПб выросли с 72 037 руб./мес в 2023 году до 87 888 руб. (2024) и 104 432 руб. (2025) [17]; средняя зарплата в 2025 году — 121 475 руб. [18]. Доход петербуржцев заметно выше среднероссийского, что поддерживает позиционирование Relife со средним чеком 7 500 руб. — выше базового ремонта, но доступнее индивидуального пошива и премиального перешива.</w:t>
       </w:r>
     </w:p>
     <w:p>
@@ -1992,7 +1974,7 @@
           <w:szCs w:val="28"/>
           <w:lang w:val="ru-RU"/>
         </w:rPr>
-        <w:t xml:space="preserve"> 7 000–7 500 руб.</w:t>
+        <w:t xml:space="preserve"> 7 500 руб.</w:t>
       </w:r>
       <w:r>
         <w:rPr>
@@ -2104,17 +2086,7 @@
           <w:szCs w:val="28"/>
           <w:lang w:val="ru-RU"/>
         </w:rPr>
-        <w:t xml:space="preserve">: сложная подгонка по фигуре, лоскутные изделия на заказ (4,5–12,5 тыс. руб.), </w:t>
-      </w:r>
-      <w:bookmarkStart w:id="0" w:name="_GoBack"/>
-      <w:bookmarkEnd w:id="0"/>
-      <w:r>
-        <w:rPr>
-          <w:sz w:val="28"/>
-          <w:szCs w:val="28"/>
-          <w:lang w:val="ru-RU"/>
-        </w:rPr>
-        <w:t>кастомизация росписью (от 6 тыс. руб.);</w:t>
+        <w:t>: сложная подгонка по фигуре, лоскутные изделия на заказ (4,5–12,5 тыс. руб.), кастомизация росписью (от 6 тыс. руб.);</w:t>
       </w:r>
     </w:p>
     <w:p>
@@ -2133,7 +2105,7 @@
           <w:szCs w:val="28"/>
           <w:lang w:val="ru-RU"/>
         </w:rPr>
-        <w:t>3. Чек существенно ниже полного перешива одежды — даже с поправкой на разницу в уровне жизни между столицами. В московских ателье полный перешив изделия с изменением модели стоит от 21 520 руб. (переделка джинсов) до 36–39 тыс. руб. (платье, жакет) [24]. Поскольку среднедушевые доходы в Санкт-Петербурге составляют около 62% московских (104 432 против 167 033 руб./мес; Росстат, 2025 [17], [35]), справедливый эквивалент московской цены для Петербурга — порядка 13,5–14,5 тыс. руб. Чек Relife 7,0–7,5 тыс. руб. почти вдвое ниже этого нормированного уровня — за счёт типовых конструкций (5+ отработанных моделей: сумка, худи, плед, подушка, жилет);</w:t>
+        <w:t>3. Чек существенно ниже полного перешива одежды — даже с поправкой на разницу в уровне жизни между столицами. В московских ателье полный перешив изделия с изменением модели стоит от 21 520 руб. (переделка джинсов) до 36–39 тыс. руб. (платье, жакет) [24]. Поскольку среднедушевые доходы в Санкт-Петербурге составляют около 62% московских (104 432 против 167 033 руб./мес; Росстат, 2025 [17], [35]), справедливый эквивалент московской цены для Петербурга — порядка 13,5–14,5 тыс. руб. Чек Relife 7,5 тыс. руб. почти вдвое ниже этого нормированного уровня — за счёт типовых конструкций (5+ отработанных моделей: сумка, худи, плед, подушка, жилет);</w:t>
       </w:r>
     </w:p>
     <w:p>
@@ -2245,7 +2217,7 @@
           <w:szCs w:val="28"/>
           <w:lang w:val="ru-RU"/>
         </w:rPr>
-        <w:t>Рисунок 6 — Положение среднего чека Relife (7,0–7,5 тыс. ₽) на карте цен швейных услуг Санкт-Петербурга. Собственная визуализация по открытым прайсам ателье и сервисов СПб (раздел 2, источники [19]–[24]). Горизонтальные полосы показывают рыночный диапазон цен «от–до» по каждой услуге; золотая зона выделяет средний чек Relife.</w:t>
+        <w:t>Рисунок 6 — Положение среднего чека Relife (7,5 тыс. ₽) на карте цен швейных услуг Санкт-Петербурга. Собственная визуализация по открытым прайсам ателье и сервисов СПб (раздел 2, источники [19]–[24]). Горизонтальные полосы показывают рыночный диапазон цен «от–до» по каждой услуге; золотая зона выделяет средний чек Relife.</w:t>
       </w:r>
     </w:p>
     <w:p>
@@ -2609,22 +2581,40 @@
           <w:lang w:val="ru-RU"/>
         </w:rPr>
       </w:pPr>
+      <m:oMath>
+        <m:r>
+          <m:rPr>
+            <m:sty m:val="b"/>
+          </m:rPr>
+          <w:rPr>
+            <w:rFonts w:ascii="DejaVu Math TeX Gyre" w:hAnsi="DejaVu Math TeX Gyre" w:cstheme="minorBidi"/>
+            <w:sz w:val="28"/>
+            <w:szCs w:val="28"/>
+            <w:lang w:val="en-US" w:bidi="ar-SA"/>
+          </w:rPr>
+          <m:t>TAM</m:t>
+        </m:r>
+        <m:r>
+          <m:rPr>
+            <m:sty m:val="b"/>
+          </m:rPr>
+          <w:rPr>
+            <w:rFonts w:ascii="DejaVu Math TeX Gyre" w:hAnsi="DejaVu Math TeX Gyre" w:cstheme="minorBidi"/>
+            <w:sz w:val="28"/>
+            <w:szCs w:val="28"/>
+            <w:lang w:val="ru-RU" w:bidi="ar-SA"/>
+          </w:rPr>
+          <m:t xml:space="preserve"> = 870 922 × 0,70 × 7 500 руб. ≈ 4,57 </m:t>
+        </m:r>
+      </m:oMath>
       <w:r>
         <w:rPr>
           <w:b/>
           <w:sz w:val="28"/>
           <w:szCs w:val="28"/>
-        </w:rPr>
-        <w:t>TAM</w:t>
-      </w:r>
-      <w:r>
-        <w:rPr>
-          <w:b/>
-          <w:sz w:val="28"/>
-          <w:szCs w:val="28"/>
-          <w:lang w:val="ru-RU"/>
-        </w:rPr>
-        <w:t xml:space="preserve"> = 870 922 × 0,70 × 7 500 руб. ≈ 4,57 млрд руб./год</w:t>
+          <w:lang w:val="ru-RU"/>
+        </w:rPr>
+        <w:t>млрд руб./год</w:t>
       </w:r>
       <w:r>
         <w:rPr>
@@ -2765,22 +2755,42 @@
           <w:lang w:val="ru-RU"/>
         </w:rPr>
       </w:pPr>
+      <w:bookmarkStart w:id="0" w:name="_GoBack"/>
+      <w:bookmarkEnd w:id="0"/>
+      <m:oMath>
+        <m:r>
+          <m:rPr>
+            <m:sty m:val="b"/>
+          </m:rPr>
+          <w:rPr>
+            <w:rFonts w:ascii="DejaVu Math TeX Gyre" w:hAnsi="DejaVu Math TeX Gyre" w:cstheme="minorBidi"/>
+            <w:sz w:val="28"/>
+            <w:szCs w:val="28"/>
+            <w:lang w:val="en-US" w:bidi="ar-SA"/>
+          </w:rPr>
+          <m:t>SAM</m:t>
+        </m:r>
+        <m:r>
+          <m:rPr>
+            <m:sty m:val="b"/>
+          </m:rPr>
+          <w:rPr>
+            <w:rFonts w:ascii="DejaVu Math TeX Gyre" w:hAnsi="DejaVu Math TeX Gyre" w:cstheme="minorBidi"/>
+            <w:sz w:val="28"/>
+            <w:szCs w:val="28"/>
+            <w:lang w:val="ru-RU" w:bidi="ar-SA"/>
+          </w:rPr>
+          <m:t xml:space="preserve"> = 609 645 × 0,45 × 7 500 руб. ≈ 2,06</m:t>
+        </m:r>
+      </m:oMath>
       <w:r>
         <w:rPr>
           <w:b/>
           <w:sz w:val="28"/>
           <w:szCs w:val="28"/>
-        </w:rPr>
-        <w:t>SAM</w:t>
-      </w:r>
-      <w:r>
-        <w:rPr>
-          <w:b/>
-          <w:sz w:val="28"/>
-          <w:szCs w:val="28"/>
-          <w:lang w:val="ru-RU"/>
-        </w:rPr>
-        <w:t xml:space="preserve"> = 609 645 × 0,45 × 7 500 руб. ≈ 2,06 млрд руб./год</w:t>
+          <w:lang w:val="ru-RU"/>
+        </w:rPr>
+        <w:t xml:space="preserve"> млрд руб./год</w:t>
       </w:r>
       <w:r>
         <w:rPr>
@@ -5554,7 +5564,7 @@
                 <w:szCs w:val="28"/>
                 <w:lang w:val="ru-RU"/>
               </w:rPr>
-              <w:t xml:space="preserve">(а) мощность на старте не ограничивает: 1 портной ≈ 22 заказа/мес — с запасом перекрывает план 13 (5+8, график 5); (б) реальный потолок — скорость набора первой клиентской базы нового бренда без истории заказов и отзывов через мастер-классы (раздел 6.5), поэтому цель ставится консервативно — 10 (≈ на 23% ниже плана), при подтверждённом спросе (8/8 интервью) и растущем рынке СПб [3].</w:t>
+              <w:t>(а) мощность на старте не ограничивает: 1 портной ≈ 22 заказа/мес — с запасом перекрывает план 13 (5+8, график 5); (б) реальный потолок — скорость набора первой клиентской базы нового бренда без истории заказов и отзывов через мастер-классы (раздел 6.5), поэтому цель ставится консервативно — 10 (≈ на 23% ниже плана), при подтверждённом спросе (8/8 интервью) и растущем рынке СПб [3].</w:t>
             </w:r>
           </w:p>
         </w:tc>
@@ -6574,7 +6584,7 @@
           <w:highlight w:val="yellow"/>
           <w:lang w:val="ru-RU"/>
         </w:rPr>
-        <w:t xml:space="preserve"> [НА СОГЛАСОВАНИЕ: конверсия 45% и CPL ≤ 500 руб. — плановые гипотезы, проверяются на старте кампании.]</w:t>
+        <w:t xml:space="preserve"> Конверсия 45% и CPL ≤ 500 руб. — плановые гипотезы, проверяются на старте кампании.</w:t>
       </w:r>
     </w:p>
     <w:p>
@@ -7574,7 +7584,7 @@
                 <w:szCs w:val="28"/>
                 <w:highlight w:val="yellow"/>
               </w:rPr>
-              <w:t xml:space="preserve"> [НА СОГЛАСОВАНИЕ: выбрать площадку рейтинга — Яндекс.Карты, 2ГИС или Авито Услуги.]</w:t>
+              <w:t xml:space="preserve"> Выбрать площадку рейтинга — Яндекс.Карты, 2ГИС или Авито Услуги.</w:t>
             </w:r>
           </w:p>
         </w:tc>
